--- a/baitap4session5.docx
+++ b/baitap4session5.docx
@@ -390,13 +390,7 @@
     </w:p>
     <w:p>
       <w:r>
-        <w:rPr>
-          <w:rFonts w:ascii="Arial" w:hAnsi="Arial" w:cs="Arial"/>
-        </w:rPr>
-        <w:t>��</w:t>
-      </w:r>
-      <w:r>
-        <w:t xml:space="preserve"> CƠ CHẾ HOẠT ĐỘNG CỦA KÝ HIỆU ĐƯỜNG DẪN</w:t>
+        <w:t>CƠ CHẾ HOẠT ĐỘNG CỦA KÝ HIỆU ĐƯỜNG DẪN</w:t>
       </w:r>
     </w:p>
     <w:p>
@@ -511,78 +505,6 @@
         <w:t>print(&amp;quot;Đọc file thành công!&amp;quot;)</w:t>
       </w:r>
     </w:p>
-    <w:p/>
-    <w:p>
-      <w:r>
-        <w:t>4. QUY ĐỊNH NỘP BÀI &amp;amp; THAO TÁC GITHUB REPOSITORY</w:t>
-      </w:r>
-    </w:p>
-    <w:p>
-      <w:r>
-        <w:t>Để nộp bài tập theo đúng yêu cầu hệ thống, thực hiện các câu lệnh Git sau:</w:t>
-      </w:r>
-    </w:p>
-    <w:p>
-      <w:r>
-        <w:t># 1. Đặt tên Repository GitHub theo đúng định dạng quy định:</w:t>
-      </w:r>
-    </w:p>
-    <w:p>
-      <w:r>
-        <w:t># Format: [Tên Lớp]_[Môn Học]_Session04_Ex04</w:t>
-      </w:r>
-    </w:p>
-    <w:p>
-      <w:r>
-        <w:t># Ví dụ: CNTT_K18_OS_Session04_Ex04</w:t>
-      </w:r>
-    </w:p>
-    <w:p>
-      <w:r>
-        <w:t># 2. Khởi tạo Git và Push nội dung phân tích lên GitHub:</w:t>
-      </w:r>
-    </w:p>
-    <w:p>
-      <w:r>
-        <w:t>git init</w:t>
-      </w:r>
-    </w:p>
-    <w:p>
-      <w:r>
-        <w:t>git add .</w:t>
-      </w:r>
-    </w:p>
-    <w:p>
-      <w:r>
-        <w:t>git commit -m &amp;quot;Submit Session 04 Exercise 04 - Absolute vs Relative Path Analysis&amp;quot;</w:t>
-      </w:r>
-    </w:p>
-    <w:p>
-      <w:r>
-        <w:t>git branch -M main</w:t>
-      </w:r>
-    </w:p>
-    <w:p>
-      <w:r>
-        <w:t>git remote add origin https://github.com/[Your-</w:t>
-      </w:r>
-    </w:p>
-    <w:p>
-      <w:r>
-        <w:t>Username]/[TenLop]_[MonHoc]_Session04_Ex04.git</w:t>
-      </w:r>
-    </w:p>
-    <w:p>
-      <w:r>
-        <w:t>git push -u origin main</w:t>
-      </w:r>
-    </w:p>
-    <w:p>
-      <w:r>
-        <w:t># 3. Đảm bảo Repository ở chế độ Public để Giảng viên kiểm tra và chấm điểm.</w:t>
-      </w:r>
-    </w:p>
-    <w:p/>
     <w:p/>
     <w:sectPr>
       <w:pgSz w:w="11906" w:h="16838"/>
